--- a/docs/atlas/ATL-22_Nguoi-dung.docx
+++ b/docs/atlas/ATL-22_Nguoi-dung.docx
@@ -313,7 +313,7 @@
                 <w:sz w:val="19"/>
                 <w:szCs w:val="19"/>
               </w:rPr>
-              <w:t xml:space="preserve">1.0 — 22/10/2026</w:t>
+              <w:t xml:space="preserve">1.1 — 23/10/2026</w:t>
             </w:r>
           </w:p>
         </w:tc>
@@ -519,7 +519,7 @@
           <w:sz w:val="19"/>
           <w:szCs w:val="19"/>
         </w:rPr>
-        <w:t xml:space="preserve">Lưu ý: các mã quyền là danh mục đã định nghĩa (xem ATL-23); giao diện hiện chưa kiểm tra quyền — mọi tài khoản đăng nhập đều xem và dùng được mọi chức năng.</w:t>
+        <w:t xml:space="preserve">Lưu ý: quyền được kiểm tra ở cả hai nơi — giao diện ẩn trang, mục menu và nút mà chức vụ không có quyền; máy chủ kiểm tra lại ở mọi API (thiếu quyền thì báo "Chức vụ của bạn chưa có quyền…"). Danh mục quyền: ATL-23.</w:t>
       </w:r>
     </w:p>
     <w:p>
@@ -2586,7 +2586,7 @@
           <w:sz w:val="21"/>
           <w:szCs w:val="21"/>
         </w:rPr>
-        <w:t xml:space="preserve">Mật khẩu chỉ gửi một lần và lưu băm khi có backend; frontend không giữ.</w:t>
+        <w:t xml:space="preserve">Mật khẩu chỉ gửi một lần và được lưu dạng băm (bcrypt) ở máy chủ; giao diện không giữ mật khẩu.</w:t>
       </w:r>
     </w:p>
     <w:p>
@@ -3876,7 +3876,7 @@
           <w:sz w:val="21"/>
           <w:szCs w:val="21"/>
         </w:rPr>
-        <w:t xml:space="preserve">Hiện là mô phỏng: chưa có xác thực thật ở máy chủ.</w:t>
+        <w:t xml:space="preserve">Khoá tài khoản, đặt lại mật khẩu và "Đăng xuất mọi phiên" thu hồi ngay các phiên đang mở của người đó. Cờ "bắt đổi mật khẩu" đã được lưu nhưng chưa có màn hình buộc đổi mật khẩu khi đăng nhập.</w:t>
       </w:r>
     </w:p>
     <w:p>
@@ -3894,7 +3894,43 @@
           <w:sz w:val="21"/>
           <w:szCs w:val="21"/>
         </w:rPr>
-        <w:t xml:space="preserve">Hệ thống hiện chạy trên dữ liệu mô phỏng (mock) trong trình duyệt; các quy tắc dưới đây là hành vi đã cài đặt ở giao diện và sẽ ánh xạ 1:1 sang API backend.</w:t>
+        <w:t xml:space="preserve">Dữ liệu được lưu ở máy chủ (cơ sở dữ liệu PostgreSQL) và đọc / ghi qua API; các quy tắc nghiệp vụ trong tài liệu này được áp ở máy chủ, giao diện báo lỗi sớm cho người dùng. Mỗi thao tác ghi để lại một dòng Nhật ký hoạt động (ATL-27).</w:t>
+      </w:r>
+    </w:p>
+    <w:p>
+      <w:pPr>
+        <w:pStyle w:val="ListParagraph"/>
+        <w:numPr>
+          <w:ilvl w:val="0"/>
+          <w:numId w:val="2"/>
+        </w:numPr>
+        <w:spacing w:after="60" w:line="290"/>
+      </w:pPr>
+      <w:r>
+        <w:rPr>
+          <w:rFonts w:ascii="Arial" w:cs="Arial" w:eastAsia="Arial" w:hAnsi="Arial"/>
+          <w:sz w:val="21"/>
+          <w:szCs w:val="21"/>
+        </w:rPr>
+        <w:t xml:space="preserve">Trang chi tiết có mục </w:t>
+      </w:r>
+      <w:r>
+        <w:rPr>
+          <w:rFonts w:ascii="Arial" w:cs="Arial" w:eastAsia="Arial" w:hAnsi="Arial"/>
+          <w:b/>
+          <w:bCs/>
+          <w:sz w:val="21"/>
+          <w:szCs w:val="21"/>
+        </w:rPr>
+        <w:t xml:space="preserve">Nhật ký</w:t>
+      </w:r>
+      <w:r>
+        <w:rPr>
+          <w:rFonts w:ascii="Arial" w:cs="Arial" w:eastAsia="Arial" w:hAnsi="Arial"/>
+          <w:sz w:val="21"/>
+          <w:szCs w:val="21"/>
+        </w:rPr>
+        <w:t xml:space="preserve">: mọi thao tác trên bản ghi này — ai, lúc nào (đến giây), trường nào đổi từ giá trị nào sang giá trị nào, kể cả thao tác từ chứng từ liên quan. Xem ATL-27.</w:t>
       </w:r>
     </w:p>
     <w:sectPr>

--- a/docs/atlas/ATL-22_Nguoi-dung.docx
+++ b/docs/atlas/ATL-22_Nguoi-dung.docx
@@ -1,6 +1,6 @@
 
 <file path=word/document.xml><?xml version="1.0" encoding="utf-8"?>
-<w:document xmlns:wpc="http://schemas.microsoft.com/office/word/2010/wordprocessingCanvas" xmlns:mc="http://schemas.openxmlformats.org/markup-compatibility/2006" xmlns:o="urn:schemas-microsoft-com:office:office" xmlns:r="http://schemas.openxmlformats.org/officeDocument/2006/relationships" xmlns:m="http://schemas.openxmlformats.org/officeDocument/2006/math" xmlns:v="urn:schemas-microsoft-com:vml" xmlns:wp14="http://schemas.microsoft.com/office/word/2010/wordprocessingDrawing" xmlns:wp="http://schemas.openxmlformats.org/drawingml/2006/wordprocessingDrawing" xmlns:w10="urn:schemas-microsoft-com:office:word" xmlns:w="http://schemas.openxmlformats.org/wordprocessingml/2006/main" xmlns:w14="http://schemas.microsoft.com/office/word/2010/wordml" xmlns:w15="http://schemas.microsoft.com/office/word/2012/wordml" xmlns:wpg="http://schemas.microsoft.com/office/word/2010/wordprocessingGroup" xmlns:wpi="http://schemas.microsoft.com/office/word/2010/wordprocessingInk" xmlns:wne="http://schemas.microsoft.com/office/word/2006/wordml" xmlns:wps="http://schemas.microsoft.com/office/word/2010/wordprocessingShape" xmlns:cx="http://schemas.microsoft.com/office/drawing/2014/chartex" xmlns:cx1="http://schemas.microsoft.com/office/drawing/2015/9/8/chartex" xmlns:cx2="http://schemas.microsoft.com/office/drawing/2015/10/21/chartex" xmlns:cx3="http://schemas.microsoft.com/office/drawing/2016/5/9/chartex" xmlns:cx4="http://schemas.microsoft.com/office/drawing/2016/5/10/chartex" xmlns:cx5="http://schemas.microsoft.com/office/drawing/2016/5/11/chartex" xmlns:cx6="http://schemas.microsoft.com/office/drawing/2016/5/12/chartex" xmlns:cx7="http://schemas.microsoft.com/office/drawing/2016/5/13/chartex" xmlns:cx8="http://schemas.microsoft.com/office/drawing/2016/5/14/chartex" xmlns:aink="http://schemas.microsoft.com/office/drawing/2016/ink" xmlns:am3d="http://schemas.microsoft.com/office/drawing/2017/model3d" xmlns:w16cex="http://schemas.microsoft.com/office/word/2018/wordml/cex" xmlns:w16cid="http://schemas.microsoft.com/office/word/2016/wordml/cid" xmlns:w16="http://schemas.microsoft.com/office/word/2018/wordml" xmlns:w16sdtdh="http://schemas.microsoft.com/office/word/2020/wordml/sdtdatahash" xmlns:w16se="http://schemas.microsoft.com/office/word/2015/wordml/symex" mc:Ignorable="w14 w15 wp14">
+<w:document xmlns:r="http://schemas.openxmlformats.org/officeDocument/2006/relationships" xmlns:w="http://schemas.openxmlformats.org/wordprocessingml/2006/main">
   <w:body>
     <w:p>
       <w:pPr>
@@ -313,7 +313,7 @@
                 <w:sz w:val="19"/>
                 <w:szCs w:val="19"/>
               </w:rPr>
-              <w:t xml:space="preserve">1.1 — 23/10/2026</w:t>
+              <w:t xml:space="preserve">1.2 — 29/10/2026</w:t>
             </w:r>
           </w:p>
         </w:tc>
@@ -386,11 +386,6 @@
         </w:tc>
       </w:tr>
     </w:tbl>
-    <w:p>
-      <w:pPr>
-        <w:spacing w:after="80"/>
-      </w:pPr>
-    </w:p>
     <w:p>
       <w:pPr>
         <w:pStyle w:val="Heading1"/>
@@ -463,7 +458,7 @@
         <w:pStyle w:val="ListParagraph"/>
         <w:numPr>
           <w:ilvl w:val="0"/>
-          <w:numId w:val="2"/>
+          <w:numId w:val="1"/>
         </w:numPr>
         <w:spacing w:after="60" w:line="290"/>
       </w:pPr>
@@ -811,7 +806,7 @@
     </w:tbl>
     <w:p>
       <w:pPr>
-        <w:spacing w:after="80"/>
+        <w:spacing w:after="0" w:line="120" w:lineRule="exact"/>
       </w:pPr>
     </w:p>
     <w:tbl>
@@ -827,10 +822,10 @@
         </w:tblBorders>
       </w:tblPr>
       <w:tblGrid>
-        <w:gridCol w:w="596"/>
-        <w:gridCol w:w="1490"/>
-        <w:gridCol w:w="3974"/>
-        <w:gridCol w:w="3578"/>
+        <w:gridCol w:w="660"/>
+        <w:gridCol w:w="1100"/>
+        <w:gridCol w:w="3038"/>
+        <w:gridCol w:w="4840"/>
       </w:tblGrid>
       <w:tr>
         <w:trPr>
@@ -839,7 +834,7 @@
         </w:trPr>
         <w:tc>
           <w:tcPr>
-            <w:tcW w:type="dxa" w:w="596"/>
+            <w:tcW w:type="dxa" w:w="660"/>
             <w:tcBorders>
               <w:top w:val="single" w:color="A6A6A6" w:sz="4"/>
               <w:left w:val="single" w:color="A6A6A6" w:sz="4"/>
@@ -873,7 +868,7 @@
         </w:tc>
         <w:tc>
           <w:tcPr>
-            <w:tcW w:type="dxa" w:w="1490"/>
+            <w:tcW w:type="dxa" w:w="1100"/>
             <w:tcBorders>
               <w:top w:val="single" w:color="A6A6A6" w:sz="4"/>
               <w:left w:val="single" w:color="A6A6A6" w:sz="4"/>
@@ -907,7 +902,7 @@
         </w:tc>
         <w:tc>
           <w:tcPr>
-            <w:tcW w:type="dxa" w:w="3974"/>
+            <w:tcW w:type="dxa" w:w="3038"/>
             <w:tcBorders>
               <w:top w:val="single" w:color="A6A6A6" w:sz="4"/>
               <w:left w:val="single" w:color="A6A6A6" w:sz="4"/>
@@ -941,7 +936,7 @@
         </w:tc>
         <w:tc>
           <w:tcPr>
-            <w:tcW w:type="dxa" w:w="3578"/>
+            <w:tcW w:type="dxa" w:w="4840"/>
             <w:tcBorders>
               <w:top w:val="single" w:color="A6A6A6" w:sz="4"/>
               <w:left w:val="single" w:color="A6A6A6" w:sz="4"/>
@@ -980,7 +975,7 @@
         </w:trPr>
         <w:tc>
           <w:tcPr>
-            <w:tcW w:type="dxa" w:w="596"/>
+            <w:tcW w:type="dxa" w:w="660"/>
             <w:tcBorders>
               <w:top w:val="single" w:color="A6A6A6" w:sz="4"/>
               <w:left w:val="single" w:color="A6A6A6" w:sz="4"/>
@@ -1011,7 +1006,7 @@
         </w:tc>
         <w:tc>
           <w:tcPr>
-            <w:tcW w:type="dxa" w:w="1490"/>
+            <w:tcW w:type="dxa" w:w="1100"/>
             <w:tcBorders>
               <w:top w:val="single" w:color="A6A6A6" w:sz="4"/>
               <w:left w:val="single" w:color="A6A6A6" w:sz="4"/>
@@ -1042,7 +1037,7 @@
         </w:tc>
         <w:tc>
           <w:tcPr>
-            <w:tcW w:type="dxa" w:w="3974"/>
+            <w:tcW w:type="dxa" w:w="3038"/>
             <w:tcBorders>
               <w:top w:val="single" w:color="A6A6A6" w:sz="4"/>
               <w:left w:val="single" w:color="A6A6A6" w:sz="4"/>
@@ -1073,7 +1068,7 @@
         </w:tc>
         <w:tc>
           <w:tcPr>
-            <w:tcW w:type="dxa" w:w="3578"/>
+            <w:tcW w:type="dxa" w:w="4840"/>
             <w:tcBorders>
               <w:top w:val="single" w:color="A6A6A6" w:sz="4"/>
               <w:left w:val="single" w:color="A6A6A6" w:sz="4"/>
@@ -1109,7 +1104,7 @@
         </w:trPr>
         <w:tc>
           <w:tcPr>
-            <w:tcW w:type="dxa" w:w="596"/>
+            <w:tcW w:type="dxa" w:w="660"/>
             <w:tcBorders>
               <w:top w:val="single" w:color="A6A6A6" w:sz="4"/>
               <w:left w:val="single" w:color="A6A6A6" w:sz="4"/>
@@ -1140,7 +1135,7 @@
         </w:tc>
         <w:tc>
           <w:tcPr>
-            <w:tcW w:type="dxa" w:w="1490"/>
+            <w:tcW w:type="dxa" w:w="1100"/>
             <w:tcBorders>
               <w:top w:val="single" w:color="A6A6A6" w:sz="4"/>
               <w:left w:val="single" w:color="A6A6A6" w:sz="4"/>
@@ -1171,7 +1166,7 @@
         </w:tc>
         <w:tc>
           <w:tcPr>
-            <w:tcW w:type="dxa" w:w="3974"/>
+            <w:tcW w:type="dxa" w:w="3038"/>
             <w:tcBorders>
               <w:top w:val="single" w:color="A6A6A6" w:sz="4"/>
               <w:left w:val="single" w:color="A6A6A6" w:sz="4"/>
@@ -1202,7 +1197,7 @@
         </w:tc>
         <w:tc>
           <w:tcPr>
-            <w:tcW w:type="dxa" w:w="3578"/>
+            <w:tcW w:type="dxa" w:w="4840"/>
             <w:tcBorders>
               <w:top w:val="single" w:color="A6A6A6" w:sz="4"/>
               <w:left w:val="single" w:color="A6A6A6" w:sz="4"/>
@@ -1238,7 +1233,7 @@
         </w:trPr>
         <w:tc>
           <w:tcPr>
-            <w:tcW w:type="dxa" w:w="596"/>
+            <w:tcW w:type="dxa" w:w="660"/>
             <w:tcBorders>
               <w:top w:val="single" w:color="A6A6A6" w:sz="4"/>
               <w:left w:val="single" w:color="A6A6A6" w:sz="4"/>
@@ -1269,7 +1264,7 @@
         </w:tc>
         <w:tc>
           <w:tcPr>
-            <w:tcW w:type="dxa" w:w="1490"/>
+            <w:tcW w:type="dxa" w:w="1100"/>
             <w:tcBorders>
               <w:top w:val="single" w:color="A6A6A6" w:sz="4"/>
               <w:left w:val="single" w:color="A6A6A6" w:sz="4"/>
@@ -1300,7 +1295,7 @@
         </w:tc>
         <w:tc>
           <w:tcPr>
-            <w:tcW w:type="dxa" w:w="3974"/>
+            <w:tcW w:type="dxa" w:w="3038"/>
             <w:tcBorders>
               <w:top w:val="single" w:color="A6A6A6" w:sz="4"/>
               <w:left w:val="single" w:color="A6A6A6" w:sz="4"/>
@@ -1331,32 +1326,32 @@
         </w:tc>
         <w:tc>
           <w:tcPr>
-            <w:tcW w:type="dxa" w:w="3578"/>
-            <w:tcBorders>
-              <w:top w:val="single" w:color="A6A6A6" w:sz="4"/>
-              <w:left w:val="single" w:color="A6A6A6" w:sz="4"/>
-              <w:bottom w:val="single" w:color="A6A6A6" w:sz="4"/>
-              <w:right w:val="single" w:color="A6A6A6" w:sz="4"/>
-            </w:tcBorders>
-            <w:tcMar>
-              <w:top w:type="dxa" w:w="60"/>
-              <w:left w:type="dxa" w:w="100"/>
-              <w:bottom w:type="dxa" w:w="60"/>
-              <w:right w:type="dxa" w:w="100"/>
-            </w:tcMar>
-            <w:vAlign w:val="top"/>
-          </w:tcPr>
-          <w:p>
-            <w:pPr>
-              <w:spacing w:after="20" w:line="270"/>
-            </w:pPr>
-            <w:r>
-              <w:rPr>
-                <w:rFonts w:ascii="Arial" w:cs="Arial" w:eastAsia="Arial" w:hAnsi="Arial"/>
-                <w:sz w:val="19"/>
-                <w:szCs w:val="19"/>
-              </w:rPr>
-              <w:t xml:space="preserve">Mọi phiên của người dùng bị đăng xuất.</w:t>
+            <w:tcW w:type="dxa" w:w="4840"/>
+            <w:tcBorders>
+              <w:top w:val="single" w:color="A6A6A6" w:sz="4"/>
+              <w:left w:val="single" w:color="A6A6A6" w:sz="4"/>
+              <w:bottom w:val="single" w:color="A6A6A6" w:sz="4"/>
+              <w:right w:val="single" w:color="A6A6A6" w:sz="4"/>
+            </w:tcBorders>
+            <w:tcMar>
+              <w:top w:type="dxa" w:w="60"/>
+              <w:left w:type="dxa" w:w="100"/>
+              <w:bottom w:type="dxa" w:w="60"/>
+              <w:right w:type="dxa" w:w="100"/>
+            </w:tcMar>
+            <w:vAlign w:val="top"/>
+          </w:tcPr>
+          <w:p>
+            <w:pPr>
+              <w:spacing w:after="20" w:line="270"/>
+            </w:pPr>
+            <w:r>
+              <w:rPr>
+                <w:rFonts w:ascii="Arial" w:cs="Arial" w:eastAsia="Arial" w:hAnsi="Arial"/>
+                <w:sz w:val="19"/>
+                <w:szCs w:val="19"/>
+              </w:rPr>
+              <w:t xml:space="preserve">Mọi phiên của người dùng bị đăng xuất; người dùng hiện nhãn "Chờ đổi mật khẩu" cho tới khi tự đổi ở màn /doi-mat-khau (ATL-01).</w:t>
             </w:r>
           </w:p>
         </w:tc>
@@ -1367,7 +1362,7 @@
         </w:trPr>
         <w:tc>
           <w:tcPr>
-            <w:tcW w:type="dxa" w:w="596"/>
+            <w:tcW w:type="dxa" w:w="660"/>
             <w:tcBorders>
               <w:top w:val="single" w:color="A6A6A6" w:sz="4"/>
               <w:left w:val="single" w:color="A6A6A6" w:sz="4"/>
@@ -1398,7 +1393,7 @@
         </w:tc>
         <w:tc>
           <w:tcPr>
-            <w:tcW w:type="dxa" w:w="1490"/>
+            <w:tcW w:type="dxa" w:w="1100"/>
             <w:tcBorders>
               <w:top w:val="single" w:color="A6A6A6" w:sz="4"/>
               <w:left w:val="single" w:color="A6A6A6" w:sz="4"/>
@@ -1429,7 +1424,7 @@
         </w:tc>
         <w:tc>
           <w:tcPr>
-            <w:tcW w:type="dxa" w:w="3974"/>
+            <w:tcW w:type="dxa" w:w="3038"/>
             <w:tcBorders>
               <w:top w:val="single" w:color="A6A6A6" w:sz="4"/>
               <w:left w:val="single" w:color="A6A6A6" w:sz="4"/>
@@ -1460,7 +1455,7 @@
         </w:tc>
         <w:tc>
           <w:tcPr>
-            <w:tcW w:type="dxa" w:w="3578"/>
+            <w:tcW w:type="dxa" w:w="4840"/>
             <w:tcBorders>
               <w:top w:val="single" w:color="A6A6A6" w:sz="4"/>
               <w:left w:val="single" w:color="A6A6A6" w:sz="4"/>
@@ -1496,7 +1491,7 @@
         </w:trPr>
         <w:tc>
           <w:tcPr>
-            <w:tcW w:type="dxa" w:w="596"/>
+            <w:tcW w:type="dxa" w:w="660"/>
             <w:tcBorders>
               <w:top w:val="single" w:color="A6A6A6" w:sz="4"/>
               <w:left w:val="single" w:color="A6A6A6" w:sz="4"/>
@@ -1527,7 +1522,7 @@
         </w:tc>
         <w:tc>
           <w:tcPr>
-            <w:tcW w:type="dxa" w:w="1490"/>
+            <w:tcW w:type="dxa" w:w="1100"/>
             <w:tcBorders>
               <w:top w:val="single" w:color="A6A6A6" w:sz="4"/>
               <w:left w:val="single" w:color="A6A6A6" w:sz="4"/>
@@ -1558,7 +1553,7 @@
         </w:tc>
         <w:tc>
           <w:tcPr>
-            <w:tcW w:type="dxa" w:w="3974"/>
+            <w:tcW w:type="dxa" w:w="3038"/>
             <w:tcBorders>
               <w:top w:val="single" w:color="A6A6A6" w:sz="4"/>
               <w:left w:val="single" w:color="A6A6A6" w:sz="4"/>
@@ -1589,7 +1584,7 @@
         </w:tc>
         <w:tc>
           <w:tcPr>
-            <w:tcW w:type="dxa" w:w="3578"/>
+            <w:tcW w:type="dxa" w:w="4840"/>
             <w:tcBorders>
               <w:top w:val="single" w:color="A6A6A6" w:sz="4"/>
               <w:left w:val="single" w:color="A6A6A6" w:sz="4"/>
@@ -1620,6 +1615,11 @@
         </w:tc>
       </w:tr>
     </w:tbl>
+    <w:p>
+      <w:pPr>
+        <w:spacing w:after="60"/>
+      </w:pPr>
+    </w:p>
     <w:p>
       <w:pPr>
         <w:pStyle w:val="Heading1"/>
@@ -1651,8 +1651,8 @@
         </w:tblBorders>
       </w:tblPr>
       <w:tblGrid>
-        <w:gridCol w:w="2409"/>
-        <w:gridCol w:w="7229"/>
+        <w:gridCol w:w="1430"/>
+        <w:gridCol w:w="8208"/>
       </w:tblGrid>
       <w:tr>
         <w:trPr>
@@ -1661,7 +1661,7 @@
         </w:trPr>
         <w:tc>
           <w:tcPr>
-            <w:tcW w:type="dxa" w:w="2409"/>
+            <w:tcW w:type="dxa" w:w="1430"/>
             <w:tcBorders>
               <w:top w:val="single" w:color="A6A6A6" w:sz="4"/>
               <w:left w:val="single" w:color="A6A6A6" w:sz="4"/>
@@ -1695,7 +1695,7 @@
         </w:tc>
         <w:tc>
           <w:tcPr>
-            <w:tcW w:type="dxa" w:w="7229"/>
+            <w:tcW w:type="dxa" w:w="8208"/>
             <w:tcBorders>
               <w:top w:val="single" w:color="A6A6A6" w:sz="4"/>
               <w:left w:val="single" w:color="A6A6A6" w:sz="4"/>
@@ -1734,7 +1734,7 @@
         </w:trPr>
         <w:tc>
           <w:tcPr>
-            <w:tcW w:type="dxa" w:w="2409"/>
+            <w:tcW w:type="dxa" w:w="1430"/>
             <w:tcBorders>
               <w:top w:val="single" w:color="A6A6A6" w:sz="4"/>
               <w:left w:val="single" w:color="A6A6A6" w:sz="4"/>
@@ -1765,32 +1765,32 @@
         </w:tc>
         <w:tc>
           <w:tcPr>
-            <w:tcW w:type="dxa" w:w="7229"/>
-            <w:tcBorders>
-              <w:top w:val="single" w:color="A6A6A6" w:sz="4"/>
-              <w:left w:val="single" w:color="A6A6A6" w:sz="4"/>
-              <w:bottom w:val="single" w:color="A6A6A6" w:sz="4"/>
-              <w:right w:val="single" w:color="A6A6A6" w:sz="4"/>
-            </w:tcBorders>
-            <w:tcMar>
-              <w:top w:type="dxa" w:w="60"/>
-              <w:left w:type="dxa" w:w="100"/>
-              <w:bottom w:type="dxa" w:w="60"/>
-              <w:right w:type="dxa" w:w="100"/>
-            </w:tcMar>
-            <w:vAlign w:val="top"/>
-          </w:tcPr>
-          <w:p>
-            <w:pPr>
-              <w:spacing w:after="20" w:line="270"/>
-            </w:pPr>
-            <w:r>
-              <w:rPr>
-                <w:rFonts w:ascii="Arial" w:cs="Arial" w:eastAsia="Arial" w:hAnsi="Arial"/>
-                <w:sz w:val="19"/>
-                <w:szCs w:val="19"/>
-              </w:rPr>
-              <w:t xml:space="preserve">Tìm theo tên hoặc email; lọc Chức vụ, Trạng thái, nút "Lâu không đăng nhập" (quá 30 ngày; tài khoản mới tính từ ngày tạo) và "Đang có phiên mở". Cột: Họ tên, Email, Chức vụ, Điện thoại, Đăng nhập gần nhất, Phiên mở, Trạng thái.</w:t>
+            <w:tcW w:type="dxa" w:w="8208"/>
+            <w:tcBorders>
+              <w:top w:val="single" w:color="A6A6A6" w:sz="4"/>
+              <w:left w:val="single" w:color="A6A6A6" w:sz="4"/>
+              <w:bottom w:val="single" w:color="A6A6A6" w:sz="4"/>
+              <w:right w:val="single" w:color="A6A6A6" w:sz="4"/>
+            </w:tcBorders>
+            <w:tcMar>
+              <w:top w:type="dxa" w:w="60"/>
+              <w:left w:type="dxa" w:w="100"/>
+              <w:bottom w:type="dxa" w:w="60"/>
+              <w:right w:type="dxa" w:w="100"/>
+            </w:tcMar>
+            <w:vAlign w:val="top"/>
+          </w:tcPr>
+          <w:p>
+            <w:pPr>
+              <w:spacing w:after="20" w:line="270"/>
+            </w:pPr>
+            <w:r>
+              <w:rPr>
+                <w:rFonts w:ascii="Arial" w:cs="Arial" w:eastAsia="Arial" w:hAnsi="Arial"/>
+                <w:sz w:val="19"/>
+                <w:szCs w:val="19"/>
+              </w:rPr>
+              <w:t xml:space="preserve">Tìm theo tên hoặc email; lọc Chức vụ (ô chọn có tìm), Trạng thái, nút "Lâu không đăng nhập" (quá 30 ngày; tài khoản mới tính từ ngày tạo) và "Đang có phiên mở". Cột: Họ tên, Email, Chức vụ, Điện thoại, Đăng nhập gần nhất, Phiên mở, Trạng thái (kèm "Chờ đổi mật khẩu").</w:t>
             </w:r>
           </w:p>
         </w:tc>
@@ -1801,7 +1801,7 @@
         </w:trPr>
         <w:tc>
           <w:tcPr>
-            <w:tcW w:type="dxa" w:w="2409"/>
+            <w:tcW w:type="dxa" w:w="1430"/>
             <w:tcBorders>
               <w:top w:val="single" w:color="A6A6A6" w:sz="4"/>
               <w:left w:val="single" w:color="A6A6A6" w:sz="4"/>
@@ -1832,7 +1832,7 @@
         </w:tc>
         <w:tc>
           <w:tcPr>
-            <w:tcW w:type="dxa" w:w="7229"/>
+            <w:tcW w:type="dxa" w:w="8208"/>
             <w:tcBorders>
               <w:top w:val="single" w:color="A6A6A6" w:sz="4"/>
               <w:left w:val="single" w:color="A6A6A6" w:sz="4"/>
@@ -1868,7 +1868,7 @@
         </w:trPr>
         <w:tc>
           <w:tcPr>
-            <w:tcW w:type="dxa" w:w="2409"/>
+            <w:tcW w:type="dxa" w:w="1430"/>
             <w:tcBorders>
               <w:top w:val="single" w:color="A6A6A6" w:sz="4"/>
               <w:left w:val="single" w:color="A6A6A6" w:sz="4"/>
@@ -1899,7 +1899,7 @@
         </w:tc>
         <w:tc>
           <w:tcPr>
-            <w:tcW w:type="dxa" w:w="7229"/>
+            <w:tcW w:type="dxa" w:w="8208"/>
             <w:tcBorders>
               <w:top w:val="single" w:color="A6A6A6" w:sz="4"/>
               <w:left w:val="single" w:color="A6A6A6" w:sz="4"/>
@@ -1935,7 +1935,7 @@
         </w:trPr>
         <w:tc>
           <w:tcPr>
-            <w:tcW w:type="dxa" w:w="2409"/>
+            <w:tcW w:type="dxa" w:w="1430"/>
             <w:tcBorders>
               <w:top w:val="single" w:color="A6A6A6" w:sz="4"/>
               <w:left w:val="single" w:color="A6A6A6" w:sz="4"/>
@@ -1966,37 +1966,42 @@
         </w:tc>
         <w:tc>
           <w:tcPr>
-            <w:tcW w:type="dxa" w:w="7229"/>
-            <w:tcBorders>
-              <w:top w:val="single" w:color="A6A6A6" w:sz="4"/>
-              <w:left w:val="single" w:color="A6A6A6" w:sz="4"/>
-              <w:bottom w:val="single" w:color="A6A6A6" w:sz="4"/>
-              <w:right w:val="single" w:color="A6A6A6" w:sz="4"/>
-            </w:tcBorders>
-            <w:tcMar>
-              <w:top w:type="dxa" w:w="60"/>
-              <w:left w:type="dxa" w:w="100"/>
-              <w:bottom w:type="dxa" w:w="60"/>
-              <w:right w:type="dxa" w:w="100"/>
-            </w:tcMar>
-            <w:vAlign w:val="top"/>
-          </w:tcPr>
-          <w:p>
-            <w:pPr>
-              <w:spacing w:after="20" w:line="270"/>
-            </w:pPr>
-            <w:r>
-              <w:rPr>
-                <w:rFonts w:ascii="Arial" w:cs="Arial" w:eastAsia="Arial" w:hAnsi="Arial"/>
-                <w:sz w:val="19"/>
-                <w:szCs w:val="19"/>
-              </w:rPr>
-              <w:t xml:space="preserve">Hồ sơ, thông tin đăng nhập, khoá / mở khoá, đặt lại mật khẩu, sửa.</w:t>
+            <w:tcW w:type="dxa" w:w="8208"/>
+            <w:tcBorders>
+              <w:top w:val="single" w:color="A6A6A6" w:sz="4"/>
+              <w:left w:val="single" w:color="A6A6A6" w:sz="4"/>
+              <w:bottom w:val="single" w:color="A6A6A6" w:sz="4"/>
+              <w:right w:val="single" w:color="A6A6A6" w:sz="4"/>
+            </w:tcBorders>
+            <w:tcMar>
+              <w:top w:type="dxa" w:w="60"/>
+              <w:left w:type="dxa" w:w="100"/>
+              <w:bottom w:type="dxa" w:w="60"/>
+              <w:right w:type="dxa" w:w="100"/>
+            </w:tcMar>
+            <w:vAlign w:val="top"/>
+          </w:tcPr>
+          <w:p>
+            <w:pPr>
+              <w:spacing w:after="20" w:line="270"/>
+            </w:pPr>
+            <w:r>
+              <w:rPr>
+                <w:rFonts w:ascii="Arial" w:cs="Arial" w:eastAsia="Arial" w:hAnsi="Arial"/>
+                <w:sz w:val="19"/>
+                <w:szCs w:val="19"/>
+              </w:rPr>
+              <w:t xml:space="preserve">Hồ sơ, thông tin đăng nhập, phiên đang mở và nút "Đăng xuất mọi phiên", khoá / mở khoá, đặt lại mật khẩu, sửa; tab Nhật ký. Quyền gắn theo chức vụ — muốn đổi quyền của riêng một người thì đổi chức vụ.</w:t>
             </w:r>
           </w:p>
         </w:tc>
       </w:tr>
     </w:tbl>
+    <w:p>
+      <w:pPr>
+        <w:spacing w:after="60"/>
+      </w:pPr>
+    </w:p>
     <w:p>
       <w:pPr>
         <w:pStyle w:val="Heading1"/>
@@ -2028,9 +2033,9 @@
         </w:tblBorders>
       </w:tblPr>
       <w:tblGrid>
-        <w:gridCol w:w="2007"/>
-        <w:gridCol w:w="4015"/>
-        <w:gridCol w:w="3616"/>
+        <w:gridCol w:w="1268"/>
+        <w:gridCol w:w="4946"/>
+        <w:gridCol w:w="3424"/>
       </w:tblGrid>
       <w:tr>
         <w:trPr>
@@ -2039,7 +2044,7 @@
         </w:trPr>
         <w:tc>
           <w:tcPr>
-            <w:tcW w:type="dxa" w:w="2007"/>
+            <w:tcW w:type="dxa" w:w="1268"/>
             <w:tcBorders>
               <w:top w:val="single" w:color="A6A6A6" w:sz="4"/>
               <w:left w:val="single" w:color="A6A6A6" w:sz="4"/>
@@ -2073,7 +2078,7 @@
         </w:tc>
         <w:tc>
           <w:tcPr>
-            <w:tcW w:type="dxa" w:w="4015"/>
+            <w:tcW w:type="dxa" w:w="4946"/>
             <w:tcBorders>
               <w:top w:val="single" w:color="A6A6A6" w:sz="4"/>
               <w:left w:val="single" w:color="A6A6A6" w:sz="4"/>
@@ -2107,7 +2112,7 @@
         </w:tc>
         <w:tc>
           <w:tcPr>
-            <w:tcW w:type="dxa" w:w="3616"/>
+            <w:tcW w:type="dxa" w:w="3424"/>
             <w:tcBorders>
               <w:top w:val="single" w:color="A6A6A6" w:sz="4"/>
               <w:left w:val="single" w:color="A6A6A6" w:sz="4"/>
@@ -2146,7 +2151,7 @@
         </w:trPr>
         <w:tc>
           <w:tcPr>
-            <w:tcW w:type="dxa" w:w="2007"/>
+            <w:tcW w:type="dxa" w:w="1268"/>
             <w:tcBorders>
               <w:top w:val="single" w:color="A6A6A6" w:sz="4"/>
               <w:left w:val="single" w:color="A6A6A6" w:sz="4"/>
@@ -2177,7 +2182,7 @@
         </w:tc>
         <w:tc>
           <w:tcPr>
-            <w:tcW w:type="dxa" w:w="4015"/>
+            <w:tcW w:type="dxa" w:w="4946"/>
             <w:tcBorders>
               <w:top w:val="single" w:color="A6A6A6" w:sz="4"/>
               <w:left w:val="single" w:color="A6A6A6" w:sz="4"/>
@@ -2208,7 +2213,7 @@
         </w:tc>
         <w:tc>
           <w:tcPr>
-            <w:tcW w:type="dxa" w:w="3616"/>
+            <w:tcW w:type="dxa" w:w="3424"/>
             <w:tcBorders>
               <w:top w:val="single" w:color="A6A6A6" w:sz="4"/>
               <w:left w:val="single" w:color="A6A6A6" w:sz="4"/>
@@ -2244,7 +2249,7 @@
         </w:trPr>
         <w:tc>
           <w:tcPr>
-            <w:tcW w:type="dxa" w:w="2007"/>
+            <w:tcW w:type="dxa" w:w="1268"/>
             <w:tcBorders>
               <w:top w:val="single" w:color="A6A6A6" w:sz="4"/>
               <w:left w:val="single" w:color="A6A6A6" w:sz="4"/>
@@ -2275,7 +2280,7 @@
         </w:tc>
         <w:tc>
           <w:tcPr>
-            <w:tcW w:type="dxa" w:w="4015"/>
+            <w:tcW w:type="dxa" w:w="4946"/>
             <w:tcBorders>
               <w:top w:val="single" w:color="A6A6A6" w:sz="4"/>
               <w:left w:val="single" w:color="A6A6A6" w:sz="4"/>
@@ -2306,7 +2311,7 @@
         </w:tc>
         <w:tc>
           <w:tcPr>
-            <w:tcW w:type="dxa" w:w="3616"/>
+            <w:tcW w:type="dxa" w:w="3424"/>
             <w:tcBorders>
               <w:top w:val="single" w:color="A6A6A6" w:sz="4"/>
               <w:left w:val="single" w:color="A6A6A6" w:sz="4"/>
@@ -2337,6 +2342,11 @@
         </w:tc>
       </w:tr>
     </w:tbl>
+    <w:p>
+      <w:pPr>
+        <w:spacing w:after="60"/>
+      </w:pPr>
+    </w:p>
     <w:p>
       <w:pPr>
         <w:pStyle w:val="Heading1"/>
@@ -2360,18 +2370,10 @@
         <w:pStyle w:val="ListParagraph"/>
         <w:numPr>
           <w:ilvl w:val="0"/>
-          <w:numId w:val="3"/>
+          <w:numId w:val="2"/>
         </w:numPr>
         <w:spacing w:after="70" w:line="290"/>
       </w:pPr>
-      <w:r>
-        <w:rPr>
-          <w:rFonts w:ascii="Arial" w:cs="Arial" w:eastAsia="Arial" w:hAnsi="Arial"/>
-          <w:sz w:val="21"/>
-          <w:szCs w:val="21"/>
-        </w:rPr>
-        <w:t xml:space="preserve"/>
-      </w:r>
       <w:r>
         <w:rPr>
           <w:rFonts w:ascii="Arial" w:cs="Arial" w:eastAsia="Arial" w:hAnsi="Arial"/>
@@ -2396,18 +2398,10 @@
         <w:pStyle w:val="ListParagraph"/>
         <w:numPr>
           <w:ilvl w:val="0"/>
-          <w:numId w:val="3"/>
+          <w:numId w:val="2"/>
         </w:numPr>
         <w:spacing w:after="70" w:line="290"/>
       </w:pPr>
-      <w:r>
-        <w:rPr>
-          <w:rFonts w:ascii="Arial" w:cs="Arial" w:eastAsia="Arial" w:hAnsi="Arial"/>
-          <w:sz w:val="21"/>
-          <w:szCs w:val="21"/>
-        </w:rPr>
-        <w:t xml:space="preserve"/>
-      </w:r>
       <w:r>
         <w:rPr>
           <w:rFonts w:ascii="Arial" w:cs="Arial" w:eastAsia="Arial" w:hAnsi="Arial"/>
@@ -2432,18 +2426,10 @@
         <w:pStyle w:val="ListParagraph"/>
         <w:numPr>
           <w:ilvl w:val="0"/>
-          <w:numId w:val="3"/>
+          <w:numId w:val="2"/>
         </w:numPr>
         <w:spacing w:after="70" w:line="290"/>
       </w:pPr>
-      <w:r>
-        <w:rPr>
-          <w:rFonts w:ascii="Arial" w:cs="Arial" w:eastAsia="Arial" w:hAnsi="Arial"/>
-          <w:sz w:val="21"/>
-          <w:szCs w:val="21"/>
-        </w:rPr>
-        <w:t xml:space="preserve"/>
-      </w:r>
       <w:r>
         <w:rPr>
           <w:rFonts w:ascii="Arial" w:cs="Arial" w:eastAsia="Arial" w:hAnsi="Arial"/>
@@ -2468,18 +2454,10 @@
         <w:pStyle w:val="ListParagraph"/>
         <w:numPr>
           <w:ilvl w:val="0"/>
-          <w:numId w:val="3"/>
+          <w:numId w:val="2"/>
         </w:numPr>
         <w:spacing w:after="70" w:line="290"/>
       </w:pPr>
-      <w:r>
-        <w:rPr>
-          <w:rFonts w:ascii="Arial" w:cs="Arial" w:eastAsia="Arial" w:hAnsi="Arial"/>
-          <w:sz w:val="21"/>
-          <w:szCs w:val="21"/>
-        </w:rPr>
-        <w:t xml:space="preserve"/>
-      </w:r>
       <w:r>
         <w:rPr>
           <w:rFonts w:ascii="Arial" w:cs="Arial" w:eastAsia="Arial" w:hAnsi="Arial"/>
@@ -2496,7 +2474,7 @@
           <w:sz w:val="21"/>
           <w:szCs w:val="21"/>
         </w:rPr>
-        <w:t xml:space="preserve"> đăng xuất mọi phiên; có thể bắt đổi ở lần đăng nhập tới.</w:t>
+        <w:t xml:space="preserve"> đăng xuất mọi phiên; có thể bắt đổi ở lần đăng nhập tới — khi đó máy chủ chặn mọi thao tác của người đó cho tới khi đổi xong. Tài khoản mới do quản trị tạo cũng phải đổi mật khẩu ở lần đăng nhập đầu.</w:t>
       </w:r>
     </w:p>
     <w:p>
@@ -2504,7 +2482,43 @@
         <w:pStyle w:val="ListParagraph"/>
         <w:numPr>
           <w:ilvl w:val="0"/>
-          <w:numId w:val="3"/>
+          <w:numId w:val="2"/>
+        </w:numPr>
+        <w:spacing w:after="70" w:line="290"/>
+      </w:pPr>
+      <w:r>
+        <w:rPr>
+          <w:rFonts w:ascii="Arial" w:cs="Arial" w:eastAsia="Arial" w:hAnsi="Arial"/>
+          <w:sz w:val="21"/>
+          <w:szCs w:val="21"/>
+        </w:rPr>
+        <w:t xml:space="preserve">Người giữ </w:t>
+      </w:r>
+      <w:r>
+        <w:rPr>
+          <w:rFonts w:ascii="Arial" w:cs="Arial" w:eastAsia="Arial" w:hAnsi="Arial"/>
+          <w:b/>
+          <w:bCs/>
+          <w:sz w:val="21"/>
+          <w:szCs w:val="21"/>
+        </w:rPr>
+        <w:t xml:space="preserve">chức vụ đã ngừng dùng</w:t>
+      </w:r>
+      <w:r>
+        <w:rPr>
+          <w:rFonts w:ascii="Arial" w:cs="Arial" w:eastAsia="Arial" w:hAnsi="Arial"/>
+          <w:sz w:val="21"/>
+          <w:szCs w:val="21"/>
+        </w:rPr>
+        <w:t xml:space="preserve"> không đăng nhập được (ATL-23).</w:t>
+      </w:r>
+    </w:p>
+    <w:p>
+      <w:pPr>
+        <w:pStyle w:val="ListParagraph"/>
+        <w:numPr>
+          <w:ilvl w:val="0"/>
+          <w:numId w:val="2"/>
         </w:numPr>
         <w:spacing w:after="70" w:line="290"/>
       </w:pPr>
@@ -2522,7 +2536,7 @@
         <w:pStyle w:val="ListParagraph"/>
         <w:numPr>
           <w:ilvl w:val="0"/>
-          <w:numId w:val="3"/>
+          <w:numId w:val="2"/>
         </w:numPr>
         <w:spacing w:after="70" w:line="290"/>
       </w:pPr>
@@ -2540,7 +2554,7 @@
         <w:pStyle w:val="ListParagraph"/>
         <w:numPr>
           <w:ilvl w:val="0"/>
-          <w:numId w:val="3"/>
+          <w:numId w:val="2"/>
         </w:numPr>
         <w:spacing w:after="70" w:line="290"/>
       </w:pPr>
@@ -2558,7 +2572,7 @@
         <w:pStyle w:val="ListParagraph"/>
         <w:numPr>
           <w:ilvl w:val="0"/>
-          <w:numId w:val="3"/>
+          <w:numId w:val="2"/>
         </w:numPr>
         <w:spacing w:after="70" w:line="290"/>
       </w:pPr>
@@ -2576,7 +2590,7 @@
         <w:pStyle w:val="ListParagraph"/>
         <w:numPr>
           <w:ilvl w:val="0"/>
-          <w:numId w:val="3"/>
+          <w:numId w:val="2"/>
         </w:numPr>
         <w:spacing w:after="70" w:line="290"/>
       </w:pPr>
@@ -2620,9 +2634,9 @@
         </w:tblBorders>
       </w:tblPr>
       <w:tblGrid>
-        <w:gridCol w:w="2409"/>
-        <w:gridCol w:w="2007"/>
-        <w:gridCol w:w="5222"/>
+        <w:gridCol w:w="4372"/>
+        <w:gridCol w:w="1620"/>
+        <w:gridCol w:w="3646"/>
       </w:tblGrid>
       <w:tr>
         <w:trPr>
@@ -2631,7 +2645,7 @@
         </w:trPr>
         <w:tc>
           <w:tcPr>
-            <w:tcW w:type="dxa" w:w="2409"/>
+            <w:tcW w:type="dxa" w:w="4372"/>
             <w:tcBorders>
               <w:top w:val="single" w:color="A6A6A6" w:sz="4"/>
               <w:left w:val="single" w:color="A6A6A6" w:sz="4"/>
@@ -2665,7 +2679,7 @@
         </w:tc>
         <w:tc>
           <w:tcPr>
-            <w:tcW w:type="dxa" w:w="2007"/>
+            <w:tcW w:type="dxa" w:w="1620"/>
             <w:tcBorders>
               <w:top w:val="single" w:color="A6A6A6" w:sz="4"/>
               <w:left w:val="single" w:color="A6A6A6" w:sz="4"/>
@@ -2699,7 +2713,7 @@
         </w:tc>
         <w:tc>
           <w:tcPr>
-            <w:tcW w:type="dxa" w:w="5222"/>
+            <w:tcW w:type="dxa" w:w="3646"/>
             <w:tcBorders>
               <w:top w:val="single" w:color="A6A6A6" w:sz="4"/>
               <w:left w:val="single" w:color="A6A6A6" w:sz="4"/>
@@ -2738,7 +2752,7 @@
         </w:trPr>
         <w:tc>
           <w:tcPr>
-            <w:tcW w:type="dxa" w:w="2409"/>
+            <w:tcW w:type="dxa" w:w="4372"/>
             <w:tcBorders>
               <w:top w:val="single" w:color="A6A6A6" w:sz="4"/>
               <w:left w:val="single" w:color="A6A6A6" w:sz="4"/>
@@ -2769,7 +2783,7 @@
         </w:tc>
         <w:tc>
           <w:tcPr>
-            <w:tcW w:type="dxa" w:w="2007"/>
+            <w:tcW w:type="dxa" w:w="1620"/>
             <w:tcBorders>
               <w:top w:val="single" w:color="A6A6A6" w:sz="4"/>
               <w:left w:val="single" w:color="A6A6A6" w:sz="4"/>
@@ -2800,7 +2814,7 @@
         </w:tc>
         <w:tc>
           <w:tcPr>
-            <w:tcW w:type="dxa" w:w="5222"/>
+            <w:tcW w:type="dxa" w:w="3646"/>
             <w:tcBorders>
               <w:top w:val="single" w:color="A6A6A6" w:sz="4"/>
               <w:left w:val="single" w:color="A6A6A6" w:sz="4"/>
@@ -2836,7 +2850,7 @@
         </w:trPr>
         <w:tc>
           <w:tcPr>
-            <w:tcW w:type="dxa" w:w="2409"/>
+            <w:tcW w:type="dxa" w:w="4372"/>
             <w:tcBorders>
               <w:top w:val="single" w:color="A6A6A6" w:sz="4"/>
               <w:left w:val="single" w:color="A6A6A6" w:sz="4"/>
@@ -2867,7 +2881,7 @@
         </w:tc>
         <w:tc>
           <w:tcPr>
-            <w:tcW w:type="dxa" w:w="2007"/>
+            <w:tcW w:type="dxa" w:w="1620"/>
             <w:tcBorders>
               <w:top w:val="single" w:color="A6A6A6" w:sz="4"/>
               <w:left w:val="single" w:color="A6A6A6" w:sz="4"/>
@@ -2898,7 +2912,7 @@
         </w:tc>
         <w:tc>
           <w:tcPr>
-            <w:tcW w:type="dxa" w:w="5222"/>
+            <w:tcW w:type="dxa" w:w="3646"/>
             <w:tcBorders>
               <w:top w:val="single" w:color="A6A6A6" w:sz="4"/>
               <w:left w:val="single" w:color="A6A6A6" w:sz="4"/>
@@ -2934,7 +2948,7 @@
         </w:trPr>
         <w:tc>
           <w:tcPr>
-            <w:tcW w:type="dxa" w:w="2409"/>
+            <w:tcW w:type="dxa" w:w="4372"/>
             <w:tcBorders>
               <w:top w:val="single" w:color="A6A6A6" w:sz="4"/>
               <w:left w:val="single" w:color="A6A6A6" w:sz="4"/>
@@ -2965,7 +2979,7 @@
         </w:tc>
         <w:tc>
           <w:tcPr>
-            <w:tcW w:type="dxa" w:w="2007"/>
+            <w:tcW w:type="dxa" w:w="1620"/>
             <w:tcBorders>
               <w:top w:val="single" w:color="A6A6A6" w:sz="4"/>
               <w:left w:val="single" w:color="A6A6A6" w:sz="4"/>
@@ -2996,7 +3010,7 @@
         </w:tc>
         <w:tc>
           <w:tcPr>
-            <w:tcW w:type="dxa" w:w="5222"/>
+            <w:tcW w:type="dxa" w:w="3646"/>
             <w:tcBorders>
               <w:top w:val="single" w:color="A6A6A6" w:sz="4"/>
               <w:left w:val="single" w:color="A6A6A6" w:sz="4"/>
@@ -3032,7 +3046,7 @@
         </w:trPr>
         <w:tc>
           <w:tcPr>
-            <w:tcW w:type="dxa" w:w="2409"/>
+            <w:tcW w:type="dxa" w:w="4372"/>
             <w:tcBorders>
               <w:top w:val="single" w:color="A6A6A6" w:sz="4"/>
               <w:left w:val="single" w:color="A6A6A6" w:sz="4"/>
@@ -3063,7 +3077,7 @@
         </w:tc>
         <w:tc>
           <w:tcPr>
-            <w:tcW w:type="dxa" w:w="2007"/>
+            <w:tcW w:type="dxa" w:w="1620"/>
             <w:tcBorders>
               <w:top w:val="single" w:color="A6A6A6" w:sz="4"/>
               <w:left w:val="single" w:color="A6A6A6" w:sz="4"/>
@@ -3094,7 +3108,7 @@
         </w:tc>
         <w:tc>
           <w:tcPr>
-            <w:tcW w:type="dxa" w:w="5222"/>
+            <w:tcW w:type="dxa" w:w="3646"/>
             <w:tcBorders>
               <w:top w:val="single" w:color="A6A6A6" w:sz="4"/>
               <w:left w:val="single" w:color="A6A6A6" w:sz="4"/>
@@ -3130,7 +3144,7 @@
         </w:trPr>
         <w:tc>
           <w:tcPr>
-            <w:tcW w:type="dxa" w:w="2409"/>
+            <w:tcW w:type="dxa" w:w="4372"/>
             <w:tcBorders>
               <w:top w:val="single" w:color="A6A6A6" w:sz="4"/>
               <w:left w:val="single" w:color="A6A6A6" w:sz="4"/>
@@ -3161,7 +3175,7 @@
         </w:tc>
         <w:tc>
           <w:tcPr>
-            <w:tcW w:type="dxa" w:w="2007"/>
+            <w:tcW w:type="dxa" w:w="1620"/>
             <w:tcBorders>
               <w:top w:val="single" w:color="A6A6A6" w:sz="4"/>
               <w:left w:val="single" w:color="A6A6A6" w:sz="4"/>
@@ -3192,7 +3206,7 @@
         </w:tc>
         <w:tc>
           <w:tcPr>
-            <w:tcW w:type="dxa" w:w="5222"/>
+            <w:tcW w:type="dxa" w:w="3646"/>
             <w:tcBorders>
               <w:top w:val="single" w:color="A6A6A6" w:sz="4"/>
               <w:left w:val="single" w:color="A6A6A6" w:sz="4"/>
@@ -3223,6 +3237,11 @@
         </w:tc>
       </w:tr>
     </w:tbl>
+    <w:p>
+      <w:pPr>
+        <w:spacing w:after="60"/>
+      </w:pPr>
+    </w:p>
     <w:p>
       <w:pPr>
         <w:pStyle w:val="Heading1"/>
@@ -3254,8 +3273,8 @@
         </w:tblBorders>
       </w:tblPr>
       <w:tblGrid>
-        <w:gridCol w:w="2610"/>
-        <w:gridCol w:w="7028"/>
+        <w:gridCol w:w="4658"/>
+        <w:gridCol w:w="4980"/>
       </w:tblGrid>
       <w:tr>
         <w:trPr>
@@ -3264,7 +3283,7 @@
         </w:trPr>
         <w:tc>
           <w:tcPr>
-            <w:tcW w:type="dxa" w:w="2610"/>
+            <w:tcW w:type="dxa" w:w="4658"/>
             <w:tcBorders>
               <w:top w:val="single" w:color="A6A6A6" w:sz="4"/>
               <w:left w:val="single" w:color="A6A6A6" w:sz="4"/>
@@ -3298,7 +3317,7 @@
         </w:tc>
         <w:tc>
           <w:tcPr>
-            <w:tcW w:type="dxa" w:w="7028"/>
+            <w:tcW w:type="dxa" w:w="4980"/>
             <w:tcBorders>
               <w:top w:val="single" w:color="A6A6A6" w:sz="4"/>
               <w:left w:val="single" w:color="A6A6A6" w:sz="4"/>
@@ -3337,7 +3356,7 @@
         </w:trPr>
         <w:tc>
           <w:tcPr>
-            <w:tcW w:type="dxa" w:w="2610"/>
+            <w:tcW w:type="dxa" w:w="4658"/>
             <w:tcBorders>
               <w:top w:val="single" w:color="A6A6A6" w:sz="4"/>
               <w:left w:val="single" w:color="A6A6A6" w:sz="4"/>
@@ -3368,7 +3387,7 @@
         </w:tc>
         <w:tc>
           <w:tcPr>
-            <w:tcW w:type="dxa" w:w="7028"/>
+            <w:tcW w:type="dxa" w:w="4980"/>
             <w:tcBorders>
               <w:top w:val="single" w:color="A6A6A6" w:sz="4"/>
               <w:left w:val="single" w:color="A6A6A6" w:sz="4"/>
@@ -3404,7 +3423,7 @@
         </w:trPr>
         <w:tc>
           <w:tcPr>
-            <w:tcW w:type="dxa" w:w="2610"/>
+            <w:tcW w:type="dxa" w:w="4658"/>
             <w:tcBorders>
               <w:top w:val="single" w:color="A6A6A6" w:sz="4"/>
               <w:left w:val="single" w:color="A6A6A6" w:sz="4"/>
@@ -3435,7 +3454,7 @@
         </w:tc>
         <w:tc>
           <w:tcPr>
-            <w:tcW w:type="dxa" w:w="7028"/>
+            <w:tcW w:type="dxa" w:w="4980"/>
             <w:tcBorders>
               <w:top w:val="single" w:color="A6A6A6" w:sz="4"/>
               <w:left w:val="single" w:color="A6A6A6" w:sz="4"/>
@@ -3471,7 +3490,7 @@
         </w:trPr>
         <w:tc>
           <w:tcPr>
-            <w:tcW w:type="dxa" w:w="2610"/>
+            <w:tcW w:type="dxa" w:w="4658"/>
             <w:tcBorders>
               <w:top w:val="single" w:color="A6A6A6" w:sz="4"/>
               <w:left w:val="single" w:color="A6A6A6" w:sz="4"/>
@@ -3502,7 +3521,7 @@
         </w:tc>
         <w:tc>
           <w:tcPr>
-            <w:tcW w:type="dxa" w:w="7028"/>
+            <w:tcW w:type="dxa" w:w="4980"/>
             <w:tcBorders>
               <w:top w:val="single" w:color="A6A6A6" w:sz="4"/>
               <w:left w:val="single" w:color="A6A6A6" w:sz="4"/>
@@ -3533,6 +3552,11 @@
         </w:tc>
       </w:tr>
     </w:tbl>
+    <w:p>
+      <w:pPr>
+        <w:spacing w:after="60"/>
+      </w:pPr>
+    </w:p>
     <w:p>
       <w:pPr>
         <w:pStyle w:val="Heading1"/>
@@ -3564,8 +3588,8 @@
         </w:tblBorders>
       </w:tblPr>
       <w:tblGrid>
-        <w:gridCol w:w="3614"/>
-        <w:gridCol w:w="6024"/>
+        <w:gridCol w:w="4270"/>
+        <w:gridCol w:w="5368"/>
       </w:tblGrid>
       <w:tr>
         <w:trPr>
@@ -3574,7 +3598,7 @@
         </w:trPr>
         <w:tc>
           <w:tcPr>
-            <w:tcW w:type="dxa" w:w="3614"/>
+            <w:tcW w:type="dxa" w:w="4270"/>
             <w:tcBorders>
               <w:top w:val="single" w:color="A6A6A6" w:sz="4"/>
               <w:left w:val="single" w:color="A6A6A6" w:sz="4"/>
@@ -3608,7 +3632,7 @@
         </w:tc>
         <w:tc>
           <w:tcPr>
-            <w:tcW w:type="dxa" w:w="6024"/>
+            <w:tcW w:type="dxa" w:w="5368"/>
             <w:tcBorders>
               <w:top w:val="single" w:color="A6A6A6" w:sz="4"/>
               <w:left w:val="single" w:color="A6A6A6" w:sz="4"/>
@@ -3647,7 +3671,7 @@
         </w:trPr>
         <w:tc>
           <w:tcPr>
-            <w:tcW w:type="dxa" w:w="3614"/>
+            <w:tcW w:type="dxa" w:w="4270"/>
             <w:tcBorders>
               <w:top w:val="single" w:color="A6A6A6" w:sz="4"/>
               <w:left w:val="single" w:color="A6A6A6" w:sz="4"/>
@@ -3678,7 +3702,7 @@
         </w:tc>
         <w:tc>
           <w:tcPr>
-            <w:tcW w:type="dxa" w:w="6024"/>
+            <w:tcW w:type="dxa" w:w="5368"/>
             <w:tcBorders>
               <w:top w:val="single" w:color="A6A6A6" w:sz="4"/>
               <w:left w:val="single" w:color="A6A6A6" w:sz="4"/>
@@ -3714,7 +3738,7 @@
         </w:trPr>
         <w:tc>
           <w:tcPr>
-            <w:tcW w:type="dxa" w:w="3614"/>
+            <w:tcW w:type="dxa" w:w="4270"/>
             <w:tcBorders>
               <w:top w:val="single" w:color="A6A6A6" w:sz="4"/>
               <w:left w:val="single" w:color="A6A6A6" w:sz="4"/>
@@ -3745,7 +3769,7 @@
         </w:tc>
         <w:tc>
           <w:tcPr>
-            <w:tcW w:type="dxa" w:w="6024"/>
+            <w:tcW w:type="dxa" w:w="5368"/>
             <w:tcBorders>
               <w:top w:val="single" w:color="A6A6A6" w:sz="4"/>
               <w:left w:val="single" w:color="A6A6A6" w:sz="4"/>
@@ -3781,7 +3805,7 @@
         </w:trPr>
         <w:tc>
           <w:tcPr>
-            <w:tcW w:type="dxa" w:w="3614"/>
+            <w:tcW w:type="dxa" w:w="4270"/>
             <w:tcBorders>
               <w:top w:val="single" w:color="A6A6A6" w:sz="4"/>
               <w:left w:val="single" w:color="A6A6A6" w:sz="4"/>
@@ -3812,7 +3836,7 @@
         </w:tc>
         <w:tc>
           <w:tcPr>
-            <w:tcW w:type="dxa" w:w="6024"/>
+            <w:tcW w:type="dxa" w:w="5368"/>
             <w:tcBorders>
               <w:top w:val="single" w:color="A6A6A6" w:sz="4"/>
               <w:left w:val="single" w:color="A6A6A6" w:sz="4"/>
@@ -3843,6 +3867,11 @@
         </w:tc>
       </w:tr>
     </w:tbl>
+    <w:p>
+      <w:pPr>
+        <w:spacing w:after="60"/>
+      </w:pPr>
+    </w:p>
     <w:p>
       <w:pPr>
         <w:pStyle w:val="Heading1"/>
@@ -3866,7 +3895,7 @@
         <w:pStyle w:val="ListParagraph"/>
         <w:numPr>
           <w:ilvl w:val="0"/>
-          <w:numId w:val="2"/>
+          <w:numId w:val="1"/>
         </w:numPr>
         <w:spacing w:after="60" w:line="290"/>
       </w:pPr>
@@ -3876,7 +3905,7 @@
           <w:sz w:val="21"/>
           <w:szCs w:val="21"/>
         </w:rPr>
-        <w:t xml:space="preserve">Khoá tài khoản, đặt lại mật khẩu và "Đăng xuất mọi phiên" thu hồi ngay các phiên đang mở của người đó. Cờ "bắt đổi mật khẩu" đã được lưu nhưng chưa có màn hình buộc đổi mật khẩu khi đăng nhập.</w:t>
+        <w:t xml:space="preserve">Khoá tài khoản, đặt lại mật khẩu và "Đăng xuất mọi phiên" thu hồi ngay các phiên đang mở của người đó.</w:t>
       </w:r>
     </w:p>
     <w:p>
@@ -3884,7 +3913,25 @@
         <w:pStyle w:val="ListParagraph"/>
         <w:numPr>
           <w:ilvl w:val="0"/>
-          <w:numId w:val="2"/>
+          <w:numId w:val="1"/>
+        </w:numPr>
+        <w:spacing w:after="60" w:line="290"/>
+      </w:pPr>
+      <w:r>
+        <w:rPr>
+          <w:rFonts w:ascii="Arial" w:cs="Arial" w:eastAsia="Arial" w:hAnsi="Arial"/>
+          <w:sz w:val="21"/>
+          <w:szCs w:val="21"/>
+        </w:rPr>
+        <w:t xml:space="preserve">Ở chế độ nhiều doanh nghiệp, chủ nền tảng có thể cấp lại mật khẩu cho tài khoản quản trị của doanh nghiệp (ATL-34); thao tác ghi vào Nhật ký với người thực hiện "Quản trị nền tảng".</w:t>
+      </w:r>
+    </w:p>
+    <w:p>
+      <w:pPr>
+        <w:pStyle w:val="ListParagraph"/>
+        <w:numPr>
+          <w:ilvl w:val="0"/>
+          <w:numId w:val="1"/>
         </w:numPr>
         <w:spacing w:after="60" w:line="290"/>
       </w:pPr>
@@ -3902,7 +3949,7 @@
         <w:pStyle w:val="ListParagraph"/>
         <w:numPr>
           <w:ilvl w:val="0"/>
-          <w:numId w:val="2"/>
+          <w:numId w:val="1"/>
         </w:numPr>
         <w:spacing w:after="60" w:line="290"/>
       </w:pPr>
@@ -3983,7 +4030,7 @@
 </file>
 
 <file path=word/footer1.xml><?xml version="1.0" encoding="utf-8"?>
-<w:ftr xmlns:wpc="http://schemas.microsoft.com/office/word/2010/wordprocessingCanvas" xmlns:mc="http://schemas.openxmlformats.org/markup-compatibility/2006" xmlns:o="urn:schemas-microsoft-com:office:office" xmlns:r="http://schemas.openxmlformats.org/officeDocument/2006/relationships" xmlns:m="http://schemas.openxmlformats.org/officeDocument/2006/math" xmlns:v="urn:schemas-microsoft-com:vml" xmlns:wp14="http://schemas.microsoft.com/office/word/2010/wordprocessingDrawing" xmlns:wp="http://schemas.openxmlformats.org/drawingml/2006/wordprocessingDrawing" xmlns:w10="urn:schemas-microsoft-com:office:word" xmlns:w="http://schemas.openxmlformats.org/wordprocessingml/2006/main" xmlns:w14="http://schemas.microsoft.com/office/word/2010/wordml" xmlns:w15="http://schemas.microsoft.com/office/word/2012/wordml" xmlns:wpg="http://schemas.microsoft.com/office/word/2010/wordprocessingGroup" xmlns:wpi="http://schemas.microsoft.com/office/word/2010/wordprocessingInk" xmlns:wne="http://schemas.microsoft.com/office/word/2006/wordml" xmlns:wps="http://schemas.microsoft.com/office/word/2010/wordprocessingShape">
+<w:ftr xmlns:r="http://schemas.openxmlformats.org/officeDocument/2006/relationships" xmlns:w="http://schemas.openxmlformats.org/wordprocessingml/2006/main">
   <w:p>
     <w:pPr>
       <w:jc w:val="center"/>
@@ -4023,6 +4070,15 @@
         <w:szCs w:val="17"/>
       </w:rPr>
       <w:fldChar w:fldCharType="separate"/>
+    </w:r>
+    <w:r>
+      <w:rPr>
+        <w:rFonts w:ascii="Arial" w:cs="Arial" w:eastAsia="Arial" w:hAnsi="Arial"/>
+        <w:color w:val="7F7F7F"/>
+        <w:sz w:val="17"/>
+        <w:szCs w:val="17"/>
+      </w:rPr>
+      <w:t>1</w:t>
     </w:r>
     <w:r>
       <w:rPr>
@@ -4076,6 +4132,15 @@
         <w:sz w:val="17"/>
         <w:szCs w:val="17"/>
       </w:rPr>
+      <w:t>1</w:t>
+    </w:r>
+    <w:r>
+      <w:rPr>
+        <w:rFonts w:ascii="Arial" w:cs="Arial" w:eastAsia="Arial" w:hAnsi="Arial"/>
+        <w:color w:val="7F7F7F"/>
+        <w:sz w:val="17"/>
+        <w:szCs w:val="17"/>
+      </w:rPr>
       <w:fldChar w:fldCharType="end"/>
     </w:r>
   </w:p>
@@ -4120,7 +4185,7 @@
 </file>
 
 <file path=word/header1.xml><?xml version="1.0" encoding="utf-8"?>
-<w:hdr xmlns:wpc="http://schemas.microsoft.com/office/word/2010/wordprocessingCanvas" xmlns:mc="http://schemas.openxmlformats.org/markup-compatibility/2006" xmlns:o="urn:schemas-microsoft-com:office:office" xmlns:r="http://schemas.openxmlformats.org/officeDocument/2006/relationships" xmlns:m="http://schemas.openxmlformats.org/officeDocument/2006/math" xmlns:v="urn:schemas-microsoft-com:vml" xmlns:wp14="http://schemas.microsoft.com/office/word/2010/wordprocessingDrawing" xmlns:wp="http://schemas.openxmlformats.org/drawingml/2006/wordprocessingDrawing" xmlns:w10="urn:schemas-microsoft-com:office:word" xmlns:w="http://schemas.openxmlformats.org/wordprocessingml/2006/main" xmlns:w14="http://schemas.microsoft.com/office/word/2010/wordml" xmlns:w15="http://schemas.microsoft.com/office/word/2012/wordml" xmlns:wpg="http://schemas.microsoft.com/office/word/2010/wordprocessingGroup" xmlns:wpi="http://schemas.microsoft.com/office/word/2010/wordprocessingInk" xmlns:wne="http://schemas.microsoft.com/office/word/2006/wordml" xmlns:wps="http://schemas.microsoft.com/office/word/2010/wordprocessingShape" xmlns:cx="http://schemas.microsoft.com/office/drawing/2014/chartex" xmlns:cx1="http://schemas.microsoft.com/office/drawing/2015/9/8/chartex" xmlns:cx2="http://schemas.microsoft.com/office/drawing/2015/10/21/chartex" xmlns:cx3="http://schemas.microsoft.com/office/drawing/2016/5/9/chartex" xmlns:cx4="http://schemas.microsoft.com/office/drawing/2016/5/10/chartex" xmlns:cx5="http://schemas.microsoft.com/office/drawing/2016/5/11/chartex" xmlns:cx6="http://schemas.microsoft.com/office/drawing/2016/5/12/chartex" xmlns:cx7="http://schemas.microsoft.com/office/drawing/2016/5/13/chartex" xmlns:cx8="http://schemas.microsoft.com/office/drawing/2016/5/14/chartex" xmlns:w16cid="http://schemas.microsoft.com/office/word/2016/wordml/cid" xmlns:w16se="http://schemas.microsoft.com/office/word/2015/wordml/symex">
+<w:hdr xmlns:r="http://schemas.openxmlformats.org/officeDocument/2006/relationships" xmlns:w="http://schemas.openxmlformats.org/wordprocessingml/2006/main">
   <w:p>
     <w:pPr>
       <w:pBdr>
@@ -4146,101 +4211,18 @@
         <w:sz w:val="17"/>
         <w:szCs w:val="17"/>
       </w:rPr>
-      <w:t xml:space="preserve">	ATL-22 · Người dùng</w:t>
+      <w:tab/>
+      <w:t xml:space="preserve">ATL-22 · Người dùng</w:t>
     </w:r>
   </w:p>
 </w:hdr>
 </file>
 
 <file path=word/numbering.xml><?xml version="1.0" encoding="utf-8"?>
-<w:numbering xmlns:wpc="http://schemas.microsoft.com/office/word/2010/wordprocessingCanvas" xmlns:mc="http://schemas.openxmlformats.org/markup-compatibility/2006" xmlns:o="urn:schemas-microsoft-com:office:office" xmlns:r="http://schemas.openxmlformats.org/officeDocument/2006/relationships" xmlns:m="http://schemas.openxmlformats.org/officeDocument/2006/math" xmlns:v="urn:schemas-microsoft-com:vml" xmlns:wp14="http://schemas.microsoft.com/office/word/2010/wordprocessingDrawing" xmlns:wp="http://schemas.openxmlformats.org/drawingml/2006/wordprocessingDrawing" xmlns:w10="urn:schemas-microsoft-com:office:word" xmlns:w="http://schemas.openxmlformats.org/wordprocessingml/2006/main" xmlns:w14="http://schemas.microsoft.com/office/word/2010/wordml" xmlns:w15="http://schemas.microsoft.com/office/word/2012/wordml" xmlns:wpg="http://schemas.microsoft.com/office/word/2010/wordprocessingGroup" xmlns:wpi="http://schemas.microsoft.com/office/word/2010/wordprocessingInk" xmlns:wne="http://schemas.microsoft.com/office/word/2006/wordml" xmlns:wps="http://schemas.microsoft.com/office/word/2010/wordprocessingShape" mc:Ignorable="w14 w15 wp14">
-  <w:abstractNum w:abstractNumId="1" w15:restartNumberingAfterBreak="0">
-    <w:multiLevelType w:val="hybridMultilevel"/>
-    <w:lvl w:ilvl="0" w:tentative="1">
-      <w:start w:val="1"/>
-      <w:numFmt w:val="bullet"/>
-      <w:lvlText w:val="●"/>
-      <w:lvlJc w:val="left"/>
-      <w:pPr>
-        <w:ind w:left="720" w:hanging="360"/>
-      </w:pPr>
-    </w:lvl>
-    <w:lvl w:ilvl="1" w:tentative="1">
-      <w:start w:val="1"/>
-      <w:numFmt w:val="bullet"/>
-      <w:lvlText w:val="○"/>
-      <w:lvlJc w:val="left"/>
-      <w:pPr>
-        <w:ind w:left="1440" w:hanging="360"/>
-      </w:pPr>
-    </w:lvl>
-    <w:lvl w:ilvl="2" w:tentative="1">
-      <w:start w:val="1"/>
-      <w:numFmt w:val="bullet"/>
-      <w:lvlText w:val="■"/>
-      <w:lvlJc w:val="left"/>
-      <w:pPr>
-        <w:ind w:left="2160" w:hanging="360"/>
-      </w:pPr>
-    </w:lvl>
-    <w:lvl w:ilvl="3" w:tentative="1">
-      <w:start w:val="1"/>
-      <w:numFmt w:val="bullet"/>
-      <w:lvlText w:val="●"/>
-      <w:lvlJc w:val="left"/>
-      <w:pPr>
-        <w:ind w:left="2880" w:hanging="360"/>
-      </w:pPr>
-    </w:lvl>
-    <w:lvl w:ilvl="4" w:tentative="1">
-      <w:start w:val="1"/>
-      <w:numFmt w:val="bullet"/>
-      <w:lvlText w:val="○"/>
-      <w:lvlJc w:val="left"/>
-      <w:pPr>
-        <w:ind w:left="3600" w:hanging="360"/>
-      </w:pPr>
-    </w:lvl>
-    <w:lvl w:ilvl="5" w:tentative="1">
-      <w:start w:val="1"/>
-      <w:numFmt w:val="bullet"/>
-      <w:lvlText w:val="■"/>
-      <w:lvlJc w:val="left"/>
-      <w:pPr>
-        <w:ind w:left="4320" w:hanging="360"/>
-      </w:pPr>
-    </w:lvl>
-    <w:lvl w:ilvl="6" w:tentative="1">
-      <w:start w:val="1"/>
-      <w:numFmt w:val="bullet"/>
-      <w:lvlText w:val="●"/>
-      <w:lvlJc w:val="left"/>
-      <w:pPr>
-        <w:ind w:left="5040" w:hanging="360"/>
-      </w:pPr>
-    </w:lvl>
-    <w:lvl w:ilvl="7" w:tentative="1">
-      <w:start w:val="1"/>
-      <w:numFmt w:val="bullet"/>
-      <w:lvlText w:val="●"/>
-      <w:lvlJc w:val="left"/>
-      <w:pPr>
-        <w:ind w:left="5760" w:hanging="360"/>
-      </w:pPr>
-    </w:lvl>
-    <w:lvl w:ilvl="8" w:tentative="1">
-      <w:start w:val="1"/>
-      <w:numFmt w:val="bullet"/>
-      <w:lvlText w:val="●"/>
-      <w:lvlJc w:val="left"/>
-      <w:pPr>
-        <w:ind w:left="6480" w:hanging="360"/>
-      </w:pPr>
-    </w:lvl>
-  </w:abstractNum>
-  <w:abstractNum w:abstractNumId="2" w15:restartNumberingAfterBreak="0">
-    <w:multiLevelType w:val="hybridMultilevel"/>
-    <w:lvl w:ilvl="0" w:tentative="1">
+<w:numbering xmlns:r="http://schemas.openxmlformats.org/officeDocument/2006/relationships" xmlns:w="http://schemas.openxmlformats.org/wordprocessingml/2006/main">
+  <w:abstractNum w:abstractNumId="1">
+    <w:multiLevelType w:val="singleLevel"/>
+    <w:lvl w:ilvl="0">
       <w:start w:val="1"/>
       <w:numFmt w:val="bullet"/>
       <w:lvlText w:val="•"/>
@@ -4250,9 +4232,9 @@
       </w:pPr>
     </w:lvl>
   </w:abstractNum>
-  <w:abstractNum w:abstractNumId="3" w15:restartNumberingAfterBreak="0">
-    <w:multiLevelType w:val="hybridMultilevel"/>
-    <w:lvl w:ilvl="0" w:tentative="1">
+  <w:abstractNum w:abstractNumId="2">
+    <w:multiLevelType w:val="singleLevel"/>
+    <w:lvl w:ilvl="0">
       <w:start w:val="1"/>
       <w:numFmt w:val="decimal"/>
       <w:lvlText w:val="%1."/>
@@ -4264,18 +4246,9 @@
   </w:abstractNum>
   <w:num w:numId="1">
     <w:abstractNumId w:val="1"/>
-    <w:lvlOverride w:ilvl="0">
-      <w:startOverride w:val="1"/>
-    </w:lvlOverride>
   </w:num>
   <w:num w:numId="2">
     <w:abstractNumId w:val="2"/>
-    <w:lvlOverride w:ilvl="0">
-      <w:startOverride w:val="1"/>
-    </w:lvlOverride>
-  </w:num>
-  <w:num w:numId="3">
-    <w:abstractNumId w:val="3"/>
     <w:lvlOverride w:ilvl="0">
       <w:startOverride w:val="1"/>
     </w:lvlOverride>
